--- a/docs/polen_tracker_propuesta_TFG_v3.docx
+++ b/docs/polen_tracker_propuesta_TFG_v3.docx
@@ -1964,7 +1964,7 @@
               <w:rPr>
                 <w:sz w:val="17"/>
               </w:rPr>
-              <w:t>Java 21 y Spring Boot</w:t>
+              <w:t>Java 25 y Spring Boot</w:t>
             </w:r>
           </w:p>
         </w:tc>

--- a/docs/polen_tracker_propuesta_TFG_v3.docx
+++ b/docs/polen_tracker_propuesta_TFG_v3.docx
@@ -1297,13 +1297,13 @@
         <w:br/>
         <w:t xml:space="preserve">  "collected_at": "2026-07-10T06:00:03Z",</w:t>
         <w:br/>
-        <w:t xml:space="preserve">  "logical_key": "OPEN_METEO|42.8782|-8.5448|GRASS|2026-07-10T00:00:00Z|CONCENTRATION",</w:t>
+        <w:t xml:space="preserve">  "logical_key": "OPEN_METEO|42.8782|-8.5448|GRASSES|2026-07-10T00:00:00Z|CONCENTRATION",</w:t>
         <w:br/>
         <w:t xml:space="preserve">  "payload": {</w:t>
         <w:br/>
         <w:t xml:space="preserve">    "location": { "name": "Santiago de Compostela", "lat": 42.8782, "lng": -8.5448 },</w:t>
         <w:br/>
-        <w:t xml:space="preserve">    "pollen_type": "GRASS",</w:t>
+        <w:t xml:space="preserve">    "pollen_type": "GRASSES",</w:t>
         <w:br/>
         <w:t xml:space="preserve">    "metric_type": "CONCENTRATION",</w:t>
         <w:br/>
@@ -1529,7 +1529,7 @@
         <w:pStyle w:val="CodeBlock"/>
       </w:pPr>
       <w:r>
-        <w:t>public interface PollenSourceAdapter {</w:t>
+        <w:t>public interface PollenSourcePort {</w:t>
         <w:br/>
         <w:t xml:space="preserve">    PollenSourceType supportedSource();</w:t>
         <w:br/>
@@ -1538,9 +1538,9 @@
         <w:t>}</w:t>
         <w:br/>
         <w:br/>
-        <w:t>public final class OpenMeteoSourceAdapter implements PollenSourceAdapter { ... }</w:t>
+        <w:t>public final class OpenMeteoSourceAdapter implements PollenSourcePort { ... }</w:t>
         <w:br/>
-        <w:t>public final class XuntaCsvSourceAdapter implements PollenSourceAdapter { ... }</w:t>
+        <w:t>public final class XuntaCsvSourceAdapter implements PollenSourcePort { ... }</w:t>
       </w:r>
     </w:p>
     <w:p>
@@ -1565,7 +1565,7 @@
         <w:br/>
         <w:t>public void handle(CollectionRequest request) {</w:t>
         <w:br/>
-        <w:t xml:space="preserve">    collectionProcessor.process(request);</w:t>
+        <w:t xml:space="preserve">    processCollectionUseCase.process(request);</w:t>
         <w:br/>
         <w:t>}</w:t>
       </w:r>
@@ -2713,6 +2713,319 @@
         <w:t>[8] Copernicus Atmosphere Monitoring Service. European air quality forecasts.</w:t>
       </w:r>
     </w:p>
+    <w:p>
+      <w:r>
+        <w:br w:type="page"/>
+      </w:r>
+    </w:p>
+    <w:p>
+      <w:pPr>
+        <w:pStyle w:val="Heading1"/>
+      </w:pPr>
+      <w:r>
+        <w:t>12. Estado actual de implementación</w:t>
+      </w:r>
+    </w:p>
+    <w:p>
+      <w:r>
+        <w:t>Este capítulo describe el estado implementado del prototipo y prevalece sobre las decisiones marcadas como preliminares en capítulos anteriores.</w:t>
+      </w:r>
+    </w:p>
+    <w:p>
+      <w:pPr>
+        <w:pStyle w:val="Heading2"/>
+      </w:pPr>
+      <w:r>
+        <w:t>12.1. Arquitectura hexagonal</w:t>
+      </w:r>
+    </w:p>
+    <w:p>
+      <w:r>
+        <w:t>pollen-core y pollen-collector están organizados mediante arquitectura hexagonal. El dominio y los casos de uso ocupan el centro; HTTP y RabbitMQ son adaptadores de entrada; PostgreSQL, RabbitMQ, Open-Meteo y CSV son adaptadores de salida.</w:t>
+      </w:r>
+    </w:p>
+    <w:p>
+      <w:pPr>
+        <w:pStyle w:val="ListBullet"/>
+      </w:pPr>
+      <w:r>
+        <w:t>domain: modelos y comportamiento sin dependencias de Spring, JPA o mensajería.</w:t>
+      </w:r>
+    </w:p>
+    <w:p>
+      <w:pPr>
+        <w:pStyle w:val="ListBullet"/>
+      </w:pPr>
+      <w:r>
+        <w:t>application/port/in: contratos de los casos de uso.</w:t>
+      </w:r>
+    </w:p>
+    <w:p>
+      <w:pPr>
+        <w:pStyle w:val="ListBullet"/>
+      </w:pPr>
+      <w:r>
+        <w:t>application/port/out: capacidades externas requeridas por los casos de uso.</w:t>
+      </w:r>
+    </w:p>
+    <w:p>
+      <w:pPr>
+        <w:pStyle w:val="ListBullet"/>
+      </w:pPr>
+      <w:r>
+        <w:t>application/service: orquestación independiente de los detalles tecnológicos.</w:t>
+      </w:r>
+    </w:p>
+    <w:p>
+      <w:pPr>
+        <w:pStyle w:val="ListBullet"/>
+      </w:pPr>
+      <w:r>
+        <w:t>adapter/in: controladores REST y listeners RabbitMQ.</w:t>
+      </w:r>
+    </w:p>
+    <w:p>
+      <w:pPr>
+        <w:pStyle w:val="ListBullet"/>
+      </w:pPr>
+      <w:r>
+        <w:t>adapter/out: persistencia JPA, publicación RabbitMQ y fuentes externas.</w:t>
+      </w:r>
+    </w:p>
+    <w:p>
+      <w:pPr>
+        <w:pStyle w:val="ListBullet"/>
+      </w:pPr>
+      <w:r>
+        <w:t>configuration: composición de beans y topología técnica.</w:t>
+      </w:r>
+    </w:p>
+    <w:p>
+      <w:r>
+        <w:t>Las entidades JPA, los DTO HTTP y los metadatos AMQP no atraviesan hacia el dominio. Las librerías compartidas contienen exclusivamente el modelo canónico y los contratos versionados de integración.</w:t>
+      </w:r>
+    </w:p>
+    <w:p>
+      <w:pPr>
+        <w:pStyle w:val="Heading2"/>
+      </w:pPr>
+      <w:r>
+        <w:t>12.2. Modelo común de polen</w:t>
+      </w:r>
+    </w:p>
+    <w:p>
+      <w:r>
+        <w:t>El modelo canónico utiliza tres categorías botánicas independientes del proveedor:</w:t>
+      </w:r>
+    </w:p>
+    <w:p>
+      <w:pPr>
+        <w:pStyle w:val="ListBullet"/>
+      </w:pPr>
+      <w:r>
+        <w:t>TREES (árboles)</w:t>
+      </w:r>
+    </w:p>
+    <w:p>
+      <w:pPr>
+        <w:pStyle w:val="ListBullet"/>
+      </w:pPr>
+      <w:r>
+        <w:t>GRASSES (gramíneas)</w:t>
+      </w:r>
+    </w:p>
+    <w:p>
+      <w:pPr>
+        <w:pStyle w:val="ListBullet"/>
+      </w:pPr>
+      <w:r>
+        <w:t>WEEDS (malezas o hierbas)</w:t>
+      </w:r>
+    </w:p>
+    <w:p>
+      <w:r>
+        <w:t>PollenMeasurement conserva la localización, categoría, métrica, valor, unidad, naturaleza del dato y el instante de validez. El modelo es un record inmutable de la librería pollen-domain.</w:t>
+      </w:r>
+    </w:p>
+    <w:p>
+      <w:pPr>
+        <w:pStyle w:val="Heading2"/>
+      </w:pPr>
+      <w:r>
+        <w:t>12.3. Integración con Open-Meteo</w:t>
+      </w:r>
+    </w:p>
+    <w:p>
+      <w:r>
+        <w:t>OpenMeteoSourceAdapter implementa PollenSourcePort y traduce las variables específicas del proveedor al modelo común. Para cada instante se aplican las siguientes agregaciones:</w:t>
+      </w:r>
+    </w:p>
+    <w:p>
+      <w:r>
+        <w:rPr>
+          <w:rFonts w:ascii="Courier New" w:hAnsi="Courier New"/>
+          <w:sz w:val="21"/>
+        </w:rPr>
+        <w:t>TREES   = alder_pollen + birch_pollen + olive_pollen</w:t>
+        <w:br/>
+        <w:t>GRASSES = grass_pollen</w:t>
+        <w:br/>
+        <w:t>WEEDS   = mugwort_pollen + ragweed_pollen</w:t>
+      </w:r>
+    </w:p>
+    <w:p>
+      <w:r>
+        <w:t>Los nombres del proveedor quedan confinados al adaptador. Los casos de uso y los contratos posteriores trabajan únicamente con el modelo canónico.</w:t>
+      </w:r>
+    </w:p>
+    <w:p>
+      <w:pPr>
+        <w:pStyle w:val="Heading2"/>
+      </w:pPr>
+      <w:r>
+        <w:t>12.4. Trazabilidad de RabbitMQ</w:t>
+      </w:r>
+    </w:p>
+    <w:p>
+      <w:r>
+        <w:t>Los mensajes publicados y recibidos se registran en rabbit_message_trace con referencia a la recolección. La traza conserva payload, headers, exchange, routing key, cola, identificadores, delivery tag, redelivery y marcas temporales.</w:t>
+      </w:r>
+    </w:p>
+    <w:p>
+      <w:r>
+        <w:rPr>
+          <w:rFonts w:ascii="Courier New" w:hAnsi="Courier New"/>
+          <w:sz w:val="21"/>
+        </w:rPr>
+        <w:t>collection.requests</w:t>
+        <w:br/>
+        <w:t>collection.measurements.core</w:t>
+        <w:br/>
+        <w:t>collection.completed.core</w:t>
+        <w:br/>
+        <w:t>collection.failed.core</w:t>
+        <w:br/>
+        <w:t>pollen.dead-letter</w:t>
+      </w:r>
+    </w:p>
+    <w:p>
+      <w:pPr>
+        <w:pStyle w:val="Heading2"/>
+      </w:pPr>
+      <w:r>
+        <w:t>12.5. Persistencia de mediciones</w:t>
+      </w:r>
+    </w:p>
+    <w:p>
+      <w:r>
+        <w:t>Los eventos collection.measurement-collected se enrutan a la cola durable collection.measurements.core. pollen-core los consume mediante StorePollenMeasurementUseCase y los almacena en PostgreSQL en la tabla pollen_measurements.</w:t>
+      </w:r>
+    </w:p>
+    <w:p>
+      <w:r>
+        <w:t>El modelo temporal no impone una frecuencia. Cada fila representa una muestra válida en valid_at. Una fuente puede publicar datos horarios, diarios o irregulares sin modificar el esquema y sin declarar una unidad temporal fija.</w:t>
+      </w:r>
+    </w:p>
+    <w:p>
+      <w:pPr>
+        <w:pStyle w:val="ListBullet"/>
+      </w:pPr>
+      <w:r>
+        <w:t>collection_id mantiene la clave foránea con collections.</w:t>
+      </w:r>
+    </w:p>
+    <w:p>
+      <w:pPr>
+        <w:pStyle w:val="ListBullet"/>
+      </w:pPr>
+      <w:r>
+        <w:t>event_id es único para detectar redeliveries del mismo evento.</w:t>
+      </w:r>
+    </w:p>
+    <w:p>
+      <w:pPr>
+        <w:pStyle w:val="ListBullet"/>
+      </w:pPr>
+      <w:r>
+        <w:t>La combinación collection_id y logical_key evita duplicados lógicos.</w:t>
+      </w:r>
+    </w:p>
+    <w:p>
+      <w:pPr>
+        <w:pStyle w:val="ListBullet"/>
+      </w:pPr>
+      <w:r>
+        <w:t>source_type, localización, categoría, métrica, valor, unidad y naturaleza conservan el significado del dato.</w:t>
+      </w:r>
+    </w:p>
+    <w:p>
+      <w:pPr>
+        <w:pStyle w:val="ListBullet"/>
+      </w:pPr>
+      <w:r>
+        <w:t>valid_at indica la validez de la muestra; collected_at y created_at registran su recorrido técnico.</w:t>
+      </w:r>
+    </w:p>
+    <w:p>
+      <w:pPr>
+        <w:pStyle w:val="Heading2"/>
+      </w:pPr>
+      <w:r>
+        <w:t>12.6. Flujo implementado</w:t>
+      </w:r>
+    </w:p>
+    <w:p>
+      <w:r>
+        <w:rPr>
+          <w:rFonts w:ascii="Courier New" w:hAnsi="Courier New"/>
+          <w:sz w:val="21"/>
+        </w:rPr>
+        <w:t>POST /api/collections</w:t>
+        <w:br/>
+        <w:t xml:space="preserve">  -&gt; collection.requested</w:t>
+        <w:br/>
+        <w:t xml:space="preserve">  -&gt; pollen-collector</w:t>
+        <w:br/>
+        <w:t xml:space="preserve">  -&gt; PollenSourcePort</w:t>
+        <w:br/>
+        <w:t xml:space="preserve">  -&gt; collection.measurement-collected</w:t>
+        <w:br/>
+        <w:t xml:space="preserve">  -&gt; collection.measurements.core</w:t>
+        <w:br/>
+        <w:t xml:space="preserve">  -&gt; PollenMeasurementStore</w:t>
+        <w:br/>
+        <w:t xml:space="preserve">  -&gt; PostgreSQL</w:t>
+        <w:br/>
+        <w:t xml:space="preserve">  -&gt; collection.completed / collection.failed</w:t>
+      </w:r>
+    </w:p>
+    <w:p>
+      <w:r>
+        <w:t>Las mediciones persistidas pueden consultarse mediante GET /api/collections/{collectionId}/measurements.</w:t>
+      </w:r>
+    </w:p>
+    <w:p>
+      <w:pPr>
+        <w:pStyle w:val="Heading2"/>
+      </w:pPr>
+      <w:r>
+        <w:t>12.7. Estado de verificación</w:t>
+      </w:r>
+    </w:p>
+    <w:p>
+      <w:r>
+        <w:t>Los módulos pollen-core y pollen-collector se compilan como imágenes independientes con Java 25 mediante Docker Compose. Flyway gestiona collections, rabbit_message_trace y pollen_measurements.</w:t>
+      </w:r>
+    </w:p>
+    <w:p>
+      <w:r>
+        <w:rPr>
+          <w:rFonts w:ascii="Courier New" w:hAnsi="Courier New"/>
+          <w:sz w:val="21"/>
+        </w:rPr>
+        <w:t>docker compose build pollen-core pollen-collector</w:t>
+      </w:r>
+    </w:p>
     <w:sectPr>
       <w:footerReference w:type="default" r:id="rId14"/>
       <w:pgSz w:w="12240" w:h="15840"/>

--- a/docs/polen_tracker_propuesta_TFG_v3.docx
+++ b/docs/polen_tracker_propuesta_TFG_v3.docx
@@ -1175,7 +1175,7 @@
     </w:p>
     <w:p>
       <w:r>
-        <w:t>pollen-core crea una recolección con estado PENDING y publica un mensaje collection.requested. El worker lo consume, actualiza conceptualmente el estado a PROCESSING y consulta la fuente indicada. Si el worker no está disponible, RabbitMQ conserva el mensaje hasta que pueda ser atendido.</w:t>
+        <w:t>pollen-core crea una recolección con estado PENDING y guarda en la misma transacción PostgreSQL una entrada PENDING en collection_request_outbox. La petición HTTP no publica directamente en RabbitMQ. Un relay recuperable reclama posteriormente la entrada, publica collection.requested y la marca como PUBLISHED. El worker consume el mensaje y consulta la fuente indicada. Si RabbitMQ o el worker no están disponibles, la solicitud permanece recuperable en el outbox o en la cola, según el punto del flujo en el que se produzca la indisponibilidad.</w:t>
       </w:r>
     </w:p>
     <w:p>
@@ -1468,7 +1468,15 @@
         <w:pStyle w:val="ListBullet"/>
       </w:pPr>
       <w:r>
-        <w:t>Mensajes fallidos: Los mensajes que superen el número máximo de reintentos se dirigirán a una dead-letter queue para revisión y reprocesamiento controlado.</w:t>
+        <w:t>Mensajes fallidos: los listeners realizan tres intentos con backoff exponencial. Cuando se agotan, rechazan el mensaje sin reencolarlo. Las routing keys collection.requests.failed, collection.results.failed y collection.measurements.failed se enlazan de forma exacta desde el exchange directo pollen.dlx hacia la cola pollen.dead-letter.</w:t>
+      </w:r>
+    </w:p>
+    <w:p>
+      <w:pPr>
+        <w:pStyle w:val="ListBullet"/>
+      </w:pPr>
+      <w:r>
+        <w:t>Outbox transaccional: la colección y su solicitud de integración se persistirán atómicamente. El relay reclamará trabajo mediante transacciones cortas, leases y FOR UPDATE SKIP LOCKED, y publicará fuera de la transacción mediante un pool limitado. La entrega será al menos una vez, por lo que los consumidores deberán conservar idempotencia.</w:t>
       </w:r>
     </w:p>
     <w:p>
@@ -2888,7 +2896,7 @@
     </w:p>
     <w:p>
       <w:r>
-        <w:t>Los mensajes publicados y recibidos se registran en rabbit_message_trace con referencia a la recolección. La traza conserva payload, headers, exchange, routing key, cola, identificadores, delivery tag, redelivery y marcas temporales.</w:t>
+        <w:t>Los adaptadores Rabbit registran las solicitudes salientes y los mensajes entrantes procesados en rabbit_message_trace con referencia a la recolección. La traza conserva payload, headers, exchange, routing key, cola, identificadores, delivery tag, redelivery y marcas temporales. Esta tabla es independiente del outbox, que garantiza la publicación recuperable de collection.requested.</w:t>
       </w:r>
     </w:p>
     <w:p>
@@ -2971,18 +2979,58 @@
         <w:pStyle w:val="Heading2"/>
       </w:pPr>
       <w:r>
-        <w:t>12.6. Flujo implementado</w:t>
+        <w:t>12.6. Outbox transaccional, lease y escalado</w:t>
+      </w:r>
+    </w:p>
+    <w:p>
+      <w:pPr/>
+      <w:r>
+        <w:t>El inicio de una recolección utiliza el patrón Transactional Outbox. JpaCollectionSubmissionStore guarda la colección y el contrato CollectionRequest en collection_request_outbox dentro de una única transacción. Si la transacción falla no queda ninguna de las dos filas; si RabbitMQ está temporalmente indisponible, la entrada permanece pendiente y puede publicarse más tarde.</w:t>
+      </w:r>
+    </w:p>
+    <w:p>
+      <w:pPr/>
+      <w:r>
+        <w:t>El relay periódico no mantiene bloqueos de base de datos mientras realiza llamadas de red. En una transacción corta selecciona entradas disponibles mediante FOR UPDATE SKIP LOCKED, cambia su estado de PENDING a PROCESSING y asigna locked_by y locked_until. Tras el commit, entrega las publicaciones a un ThreadPoolTaskExecutor limitado.</w:t>
+      </w:r>
+    </w:p>
+    <w:p>
+      <w:pPr/>
+      <w:r>
+        <w:t>Cada publicación finaliza en una transacción independiente: el éxito cambia la entrada a PUBLISHED; el fallo la devuelve a PENDING, incrementa attempts, conserva last_error y programa available_at con backoff exponencial limitado a 60 segundos. Si una instancia muere, otra puede reclamar las entradas PROCESSING cuyo lease haya vencido.</w:t>
+      </w:r>
+    </w:p>
+    <w:p>
+      <w:pPr/>
+      <w:r>
+        <w:t>FOR UPDATE SKIP LOCKED permite que varias réplicas de pollen-core reclamen lotes diferentes. Dentro de cada réplica, un pool configurable publica varios mensajes en paralelo con capacidad acotada. Los parámetros OUTBOX_BATCH_SIZE, OUTBOX_LEASE, OUTBOX_WORKERS, OUTBOX_QUEUE_CAPACITY y OUTBOX_FIXED_DELAY permiten ajustar el comportamiento sin modificar el código.</w:t>
+      </w:r>
+    </w:p>
+    <w:p>
+      <w:pPr/>
+      <w:r>
+        <w:t>La garantía es at-least-once. Una caída después de que RabbitMQ acepte el mensaje pero antes de confirmar PUBLISHED en PostgreSQL puede causar una publicación duplicada. request_id, event_id y logical_key deben mantener idempotentes a los consumidores.</w:t>
+      </w:r>
+    </w:p>
+    <w:p>
+      <w:pPr>
+        <w:pStyle w:val="Heading2"/>
+      </w:pPr>
+      <w:r>
+        <w:t>12.7. Flujo implementado</w:t>
       </w:r>
     </w:p>
     <w:p>
       <w:r>
-        <w:rPr>
-          <w:rFonts w:ascii="Courier New" w:hAnsi="Courier New"/>
-          <w:sz w:val="21"/>
-        </w:rPr>
         <w:t>POST /api/collections</w:t>
         <w:br/>
-        <w:t xml:space="preserve">  -&gt; collection.requested</w:t>
+        <w:t xml:space="preserve">  -&gt; transacción: collections + collection_request_outbox</w:t>
+        <w:br/>
+        <w:t xml:space="preserve">  -&gt; relay reclama PENDING como PROCESSING mediante lease</w:t>
+        <w:br/>
+        <w:t xml:space="preserve">  -&gt; pool de workers publica collection.requested</w:t>
+        <w:br/>
+        <w:t xml:space="preserve">  -&gt; outbox PUBLISHED</w:t>
         <w:br/>
         <w:t xml:space="preserve">  -&gt; pollen-collector</w:t>
         <w:br/>
@@ -3009,12 +3057,12 @@
         <w:pStyle w:val="Heading2"/>
       </w:pPr>
       <w:r>
-        <w:t>12.7. Estado de verificación</w:t>
+        <w:t>12.8. Estado de verificación</w:t>
       </w:r>
     </w:p>
     <w:p>
       <w:r>
-        <w:t>Los módulos pollen-core y pollen-collector se compilan como imágenes independientes con Java 25 mediante Docker Compose. Flyway gestiona collections, rabbit_message_trace y pollen_measurements.</w:t>
+        <w:t>Los módulos pollen-core y pollen-collector se compilan como imágenes independientes con Java 25 mediante Docker Compose. Flyway gestiona collections, rabbit_message_trace, pollen_measurements y collection_request_outbox. La migración V5 incorpora locked_by y locked_until para los leases. Se ha verificado el arranque, la validación Hibernate, la salud de pollen-core y la publicación real PENDING -&gt; PROCESSING -&gt; PUBLISHED hacia collection.requests.</w:t>
       </w:r>
     </w:p>
     <w:p>

--- a/docs/polen_tracker_propuesta_TFG_v3.docx
+++ b/docs/polen_tracker_propuesta_TFG_v3.docx
@@ -2997,7 +2997,7 @@
     <w:p>
       <w:pPr/>
       <w:r>
-        <w:t>Cada publicación finaliza en una transacción independiente: el éxito cambia la entrada a PUBLISHED; el fallo la devuelve a PENDING, incrementa attempts, conserva last_error y programa available_at con backoff exponencial limitado a 60 segundos. Si una instancia muere, otra puede reclamar las entradas PROCESSING cuyo lease haya vencido.</w:t>
+        <w:t>Cada publicación finaliza en una transacción independiente: el éxito cambia la entrada a PUBLISHED; el fallo la devuelve a PENDING, incrementa attempts, conserva last_error y programa available_at con backoff exponencial limitado a 60 segundos. Mientras la publicación sigue activa, un heartbeat renueva locked_until cada tercio del lease. Cada reclamación usa un claim_token nuevo y la renovación, finalización y recuperación bloquean la fila de forma pesimista, de modo que un intento antiguo no puede modificar una reclamación posterior.</w:t>
       </w:r>
     </w:p>
     <w:p>
@@ -3062,7 +3062,7 @@
     </w:p>
     <w:p>
       <w:r>
-        <w:t>Los módulos pollen-core y pollen-collector se compilan como imágenes independientes con Java 25 mediante Docker Compose. Flyway gestiona collections, rabbit_message_trace, pollen_measurements y collection_request_outbox. La migración V5 incorpora locked_by y locked_until para los leases. Se ha verificado el arranque, la validación Hibernate, la salud de pollen-core y la publicación real PENDING -&gt; PROCESSING -&gt; PUBLISHED hacia collection.requests.</w:t>
+        <w:t>Los módulos pollen-core y pollen-collector se compilan como imágenes independientes con Java 25 mediante Docker Compose. Flyway gestiona collections, rabbit_message_trace, pollen_measurements y collection_request_outbox. Las migraciones V5 y V6 incorporan leases, claim_token y restricciones de coherencia. Se han verificado la compilación, la validación Hibernate, la salud de pollen-core y la publicación recuperable hacia collection.requests.</w:t>
       </w:r>
     </w:p>
     <w:p>
@@ -3072,6 +3072,29 @@
           <w:sz w:val="21"/>
         </w:rPr>
         <w:t>docker compose build pollen-core pollen-collector</w:t>
+      </w:r>
+    </w:p>
+    <w:p>
+      <w:pPr>
+        <w:pStyle w:val="Heading2"/>
+      </w:pPr>
+      <w:r>
+        <w:t>12.9. Logging y correlación operativa</w:t>
+      </w:r>
+    </w:p>
+    <w:p>
+      <w:r>
+        <w:t>Ambas aplicaciones utilizan una configuración Logback homogénea. Cada línea identifica timestamp, servicio, nivel, hilo, logger y los valores MDC correlationId, requestId, collectionId y messageId disponibles. Los mensajes operativos y las excepciones que pueden llegar al log están redactados en inglés.</w:t>
+      </w:r>
+    </w:p>
+    <w:p>
+      <w:r>
+        <w:t>pollen-core acepta X-Correlation-Id o genera uno nuevo, lo devuelve en la respuesta y registra inicio, finalización, estado, resultado y duración de cada petición HTTP. El contexto de recolección continúa mediante requestId a través de la transacción inicial, el outbox, los workers y los heartbeats del lease.</w:t>
+      </w:r>
+    </w:p>
+    <w:p>
+      <w:r>
+        <w:t>Los listeners Rabbit de ambos servicios crean y limpian su contexto MDC en cada entrega. Se registran la recepción y procesamiento de solicitudes, mediciones y resultados, así como el indicador de redelivery. pollen-collector registra además consulta y duración de Open-Meteo, número de mediciones normalizadas y publicación de eventos finales. No se escriben credenciales ni cuerpos completos de respuestas externas.</w:t>
       </w:r>
     </w:p>
     <w:sectPr>
